--- a/src/main/resources/historico_campus_jaboatao.docx
+++ b/src/main/resources/historico_campus_jaboatao.docx
@@ -6,12 +6,17 @@
       <w:pPr>
         <w:pStyle w:val="Normal"/>
         <w:bidi w:val="0"/>
-        <w:jc w:val="both"/>
-        <w:rPr/>
-      </w:pPr>
-      <w:r>
-        <w:rPr/>
-        <w:tab/>
+        <w:spacing w:lineRule="auto" w:line="360"/>
+        <w:ind w:firstLine="709"/>
+        <w:jc w:val="both"/>
+        <w:rPr>
+          <w:rFonts w:ascii="Times New Roman" w:hAnsi="Times New Roman"/>
+        </w:rPr>
+      </w:pPr>
+      <w:r>
+        <w:rPr>
+          <w:rFonts w:ascii="Times New Roman" w:hAnsi="Times New Roman"/>
+        </w:rPr>
         <w:t>O Campus Jaboatão dos Guararapes integra a terceira etapa de expansão da Rede Federal de Educação Profissional, Científica e Tecnológica, instituída pela Lei nº 11.195/2005, juntamente com as unidades de Abreu e Lima, Cabo de Santo Agostinho, Igarassu, Olinda, Palmares e Paulista. Sua implantação foi resultado de um planejamento estratégico que contou com consultoria especializada para mapear as necessidades do mercado de trabalho local e com uma consulta pública voltada à identificação dos interesses da comunidade. A partir desse processo, foram definidos como cursos prioritários para o município: Técnico em Informática para Internet, Técnico em Qualidade, Técnico em Fabricação Mecânica e Técnico em Soldagem — sendo os dois primeiros ofertados inicialmente em sede provisória.</w:t>
       </w:r>
     </w:p>
@@ -19,12 +24,17 @@
       <w:pPr>
         <w:pStyle w:val="Normal"/>
         <w:bidi w:val="0"/>
-        <w:jc w:val="both"/>
-        <w:rPr/>
-      </w:pPr>
-      <w:r>
-        <w:rPr/>
-        <w:tab/>
+        <w:spacing w:lineRule="auto" w:line="360"/>
+        <w:ind w:firstLine="709"/>
+        <w:jc w:val="both"/>
+        <w:rPr>
+          <w:rFonts w:ascii="Times New Roman" w:hAnsi="Times New Roman"/>
+        </w:rPr>
+      </w:pPr>
+      <w:r>
+        <w:rPr>
+          <w:rFonts w:ascii="Times New Roman" w:hAnsi="Times New Roman"/>
+        </w:rPr>
         <w:t>As atividades acadêmicas tiveram início no primeiro semestre de 2014, com a oferta do curso de Assistente de Produção Cultural, no âmbito do Programa Nacional de Acesso ao Ensino Técnico e Emprego (Pronatec). No segundo semestre do mesmo ano, foram abertas as primeiras turmas regulares dos cursos técnicos em Informática para Internet e em Qualidade, nos turnos da tarde e da noite, consolidando a base formativa do campus. Sua inauguração oficial ocorreu em 14 de outubro de 2014.</w:t>
       </w:r>
     </w:p>
@@ -32,12 +42,17 @@
       <w:pPr>
         <w:pStyle w:val="Normal"/>
         <w:bidi w:val="0"/>
-        <w:jc w:val="both"/>
-        <w:rPr/>
-      </w:pPr>
-      <w:r>
-        <w:rPr/>
-        <w:tab/>
+        <w:spacing w:lineRule="auto" w:line="360"/>
+        <w:ind w:firstLine="709"/>
+        <w:jc w:val="both"/>
+        <w:rPr>
+          <w:rFonts w:ascii="Times New Roman" w:hAnsi="Times New Roman"/>
+        </w:rPr>
+      </w:pPr>
+      <w:r>
+        <w:rPr>
+          <w:rFonts w:ascii="Times New Roman" w:hAnsi="Times New Roman"/>
+        </w:rPr>
         <w:t>Em abril de 2016, a instituição celebrou a formatura das primeiras turmas dos cursos técnicos subsequentes em Informática para Internet e em Qualidade. Nesse mesmo ano, ampliou sua atuação acadêmica com a criação da primeira turma da pós-graduação lato sensu em Gestão e Qualidade em Tecnologia da Informação e Comunicação, marcando a expansão da unidade para a formação continuada em nível de especialização.</w:t>
       </w:r>
     </w:p>
@@ -45,12 +60,17 @@
       <w:pPr>
         <w:pStyle w:val="Normal"/>
         <w:bidi w:val="0"/>
-        <w:jc w:val="both"/>
-        <w:rPr/>
-      </w:pPr>
-      <w:r>
-        <w:rPr/>
-        <w:tab/>
+        <w:spacing w:lineRule="auto" w:line="360"/>
+        <w:ind w:firstLine="709"/>
+        <w:jc w:val="both"/>
+        <w:rPr>
+          <w:rFonts w:ascii="Times New Roman" w:hAnsi="Times New Roman"/>
+        </w:rPr>
+      </w:pPr>
+      <w:r>
+        <w:rPr>
+          <w:rFonts w:ascii="Times New Roman" w:hAnsi="Times New Roman"/>
+        </w:rPr>
         <w:t>Inicialmente, as atividades do campus funcionaram em espaços provisórios — no Colégio Atual, no bairro de Piedade, e no antigo prédio do SESI Jaboatão. Atualmente, o Campus Jaboatão dos Guararapes encontra-se instalado em sua sede definitiva, localizada na Estrada de Bulhões, s/n, no bairro de Bulhões, nas proximidades do centro do município.</w:t>
       </w:r>
     </w:p>
@@ -58,22 +78,28 @@
       <w:pPr>
         <w:pStyle w:val="Normal"/>
         <w:bidi w:val="0"/>
-        <w:jc w:val="both"/>
-        <w:rPr/>
-      </w:pPr>
-      <w:r>
-        <w:rPr/>
-        <w:tab/>
+        <w:spacing w:lineRule="auto" w:line="360"/>
+        <w:ind w:firstLine="709"/>
+        <w:jc w:val="both"/>
+        <w:rPr>
+          <w:rFonts w:ascii="Times New Roman" w:hAnsi="Times New Roman"/>
+        </w:rPr>
+      </w:pPr>
+      <w:r>
+        <w:rPr>
+          <w:rFonts w:ascii="Times New Roman" w:hAnsi="Times New Roman"/>
+        </w:rPr>
         <w:t>A trajetória do campus evidencia o compromisso do IFPE com a interiorização e a consolidação da educação profissional, científica e tecnológica de qualidade, fortalecendo o desenvolvimento regional e ampliando as oportunidades de formação acadêmica.</w:t>
       </w:r>
     </w:p>
     <w:sectPr>
       <w:type w:val="nextPage"/>
       <w:pgSz w:w="11906" w:h="16838"/>
-      <w:pgMar w:left="1134" w:right="1134" w:gutter="0" w:header="0" w:top="1134" w:footer="0" w:bottom="1134"/>
+      <w:pgMar w:left="1701" w:right="1134" w:gutter="0" w:header="0" w:top="1701" w:footer="0" w:bottom="1134"/>
       <w:pgNumType w:fmt="decimal"/>
       <w:formProt w:val="false"/>
       <w:textDirection w:val="lrTb"/>
+      <w:docGrid w:type="default" w:linePitch="100" w:charSpace="0"/>
     </w:sectPr>
   </w:body>
 </w:document>
@@ -93,7 +119,6 @@
     </w:rPrDefault>
     <w:pPrDefault>
       <w:pPr>
-        <w:widowControl/>
         <w:suppressAutoHyphens w:val="true"/>
       </w:pPr>
     </w:pPrDefault>
@@ -103,7 +128,10 @@
     <w:qFormat/>
     <w:pPr>
       <w:widowControl/>
+      <w:suppressAutoHyphens w:val="true"/>
       <w:bidi w:val="0"/>
+      <w:spacing w:before="0" w:after="0"/>
+      <w:jc w:val="left"/>
     </w:pPr>
     <w:rPr>
       <w:rFonts w:ascii="Liberation Serif" w:hAnsi="Liberation Serif" w:eastAsia="Noto Serif CJK SC" w:cs="FreeSans"/>

--- a/src/main/resources/historico_campus_jaboatao.docx
+++ b/src/main/resources/historico_campus_jaboatao.docx
@@ -4,92 +4,162 @@
   <w:body>
     <w:p>
       <w:pPr>
-        <w:pStyle w:val="Normal"/>
+        <w:pStyle w:val="BodyText"/>
         <w:bidi w:val="0"/>
         <w:spacing w:lineRule="auto" w:line="360"/>
         <w:ind w:firstLine="709"/>
         <w:jc w:val="both"/>
         <w:rPr>
           <w:rFonts w:ascii="Times New Roman" w:hAnsi="Times New Roman"/>
-        </w:rPr>
-      </w:pPr>
+          <w:b w:val="false"/>
+          <w:i w:val="false"/>
+          <w:caps w:val="false"/>
+          <w:smallCaps w:val="false"/>
+          <w:strike w:val="false"/>
+          <w:dstrike w:val="false"/>
+          <w:color w:val="000000"/>
+          <w:sz w:val="24"/>
+          <w:szCs w:val="24"/>
+          <w:u w:val="none"/>
+          <w:effect w:val="none"/>
+          <w:shd w:fill="auto" w:val="clear"/>
+        </w:rPr>
+      </w:pPr>
+      <w:bookmarkStart w:id="0" w:name="docs-internal-guid-da46ebe4-7fff-791b-27"/>
+      <w:bookmarkEnd w:id="0"/>
       <w:r>
         <w:rPr>
           <w:rFonts w:ascii="Times New Roman" w:hAnsi="Times New Roman"/>
-        </w:rPr>
-        <w:t>O Campus Jaboatão dos Guararapes integra a terceira etapa de expansão da Rede Federal de Educação Profissional, Científica e Tecnológica, instituída pela Lei nº 11.195/2005, juntamente com as unidades de Abreu e Lima, Cabo de Santo Agostinho, Igarassu, Olinda, Palmares e Paulista. Sua implantação foi resultado de um planejamento estratégico que contou com consultoria especializada para mapear as necessidades do mercado de trabalho local e com uma consulta pública voltada à identificação dos interesses da comunidade. A partir desse processo, foram definidos como cursos prioritários para o município: Técnico em Informática para Internet, Técnico em Qualidade, Técnico em Fabricação Mecânica e Técnico em Soldagem — sendo os dois primeiros ofertados inicialmente em sede provisória.</w:t>
+          <w:b w:val="false"/>
+          <w:i w:val="false"/>
+          <w:caps w:val="false"/>
+          <w:smallCaps w:val="false"/>
+          <w:strike w:val="false"/>
+          <w:dstrike w:val="false"/>
+          <w:color w:val="000000"/>
+          <w:sz w:val="24"/>
+          <w:szCs w:val="24"/>
+          <w:u w:val="none"/>
+          <w:effect w:val="none"/>
+          <w:shd w:fill="auto" w:val="clear"/>
+        </w:rPr>
+        <w:t>O Campus Jaboatão dos Guararapes integra a terceira etapa de expansão da Rede Federal de Educação Profissional, Científica e Tecnológica, instituída pela Lei nº 11.195/2005, juntamente com as unidades de Abreu e Lima, Cabo de Santo Agostinho, Igarassu, Olinda, Palmares e Paulista. Sua implantação resultou de um planejamento estratégico que envolveu consultoria especializada para mapear as necessidades do mercado de trabalho local e consulta pública para identificar os interesses da comunidade. A partir desse processo, foram definidos como cursos prioritários para a cidade: Técnico em Informática para Internet, Técnico em Qualidade, Técnico em Fabricação Mecânica e Técnico em Soldagem — sendo os dois primeiros ofertados inicialmente em sede provisória. </w:t>
       </w:r>
     </w:p>
     <w:p>
       <w:pPr>
-        <w:pStyle w:val="Normal"/>
+        <w:pStyle w:val="BodyText"/>
         <w:bidi w:val="0"/>
-        <w:spacing w:lineRule="auto" w:line="360"/>
-        <w:ind w:firstLine="709"/>
+        <w:spacing w:lineRule="auto" w:line="360" w:before="0" w:after="0"/>
+        <w:ind w:firstLine="720" w:left="0" w:right="0"/>
         <w:jc w:val="both"/>
         <w:rPr>
           <w:rFonts w:ascii="Times New Roman" w:hAnsi="Times New Roman"/>
+          <w:b w:val="false"/>
+          <w:i w:val="false"/>
+          <w:caps w:val="false"/>
+          <w:smallCaps w:val="false"/>
+          <w:strike w:val="false"/>
+          <w:dstrike w:val="false"/>
+          <w:color w:val="000000"/>
+          <w:sz w:val="24"/>
+          <w:szCs w:val="24"/>
+          <w:u w:val="none"/>
+          <w:effect w:val="none"/>
+          <w:shd w:fill="auto" w:val="clear"/>
         </w:rPr>
       </w:pPr>
       <w:r>
         <w:rPr>
           <w:rFonts w:ascii="Times New Roman" w:hAnsi="Times New Roman"/>
-        </w:rPr>
-        <w:t>As atividades acadêmicas tiveram início no primeiro semestre de 2014, com a oferta do curso de Assistente de Produção Cultural, no âmbito do Programa Nacional de Acesso ao Ensino Técnico e Emprego (Pronatec). No segundo semestre do mesmo ano, foram abertas as primeiras turmas regulares dos cursos técnicos em Informática para Internet e em Qualidade, nos turnos da tarde e da noite, consolidando a base formativa do campus. Sua inauguração oficial ocorreu em 14 de outubro de 2014.</w:t>
+          <w:b w:val="false"/>
+          <w:i w:val="false"/>
+          <w:caps w:val="false"/>
+          <w:smallCaps w:val="false"/>
+          <w:strike w:val="false"/>
+          <w:dstrike w:val="false"/>
+          <w:color w:val="000000"/>
+          <w:sz w:val="24"/>
+          <w:szCs w:val="24"/>
+          <w:u w:val="none"/>
+          <w:effect w:val="none"/>
+          <w:shd w:fill="auto" w:val="clear"/>
+        </w:rPr>
+        <w:t>As atividades acadêmicas tiveram início no primeiro semestre de 2014, com a oferta do curso de Assistente de Produção Cultural, no âmbito do Programa Nacional de Acesso ao Ensino Técnico e Emprego (Pronatec). No segundo semestre do mesmo ano, foram iniciadas as primeiras turmas regulares dos cursos técnicos em Informática para Internet e em Qualidade, nos turnos da tarde e da noite, consolidando a base formativa do campus. Sua inauguração oficial ocorreu em 14 de outubro de 2014.</w:t>
       </w:r>
     </w:p>
     <w:p>
       <w:pPr>
-        <w:pStyle w:val="Normal"/>
+        <w:pStyle w:val="BodyText"/>
         <w:bidi w:val="0"/>
-        <w:spacing w:lineRule="auto" w:line="360"/>
-        <w:ind w:firstLine="709"/>
+        <w:spacing w:lineRule="auto" w:line="360" w:before="0" w:after="0"/>
+        <w:ind w:firstLine="720" w:left="0" w:right="0"/>
         <w:jc w:val="both"/>
         <w:rPr>
           <w:rFonts w:ascii="Times New Roman" w:hAnsi="Times New Roman"/>
+          <w:b w:val="false"/>
+          <w:i w:val="false"/>
+          <w:caps w:val="false"/>
+          <w:smallCaps w:val="false"/>
+          <w:strike w:val="false"/>
+          <w:dstrike w:val="false"/>
+          <w:color w:val="000000"/>
+          <w:sz w:val="24"/>
+          <w:szCs w:val="24"/>
+          <w:u w:val="none"/>
+          <w:effect w:val="none"/>
+          <w:shd w:fill="auto" w:val="clear"/>
         </w:rPr>
       </w:pPr>
       <w:r>
         <w:rPr>
           <w:rFonts w:ascii="Times New Roman" w:hAnsi="Times New Roman"/>
-        </w:rPr>
-        <w:t>Em abril de 2016, a instituição celebrou a formatura das primeiras turmas dos cursos técnicos subsequentes em Informática para Internet e em Qualidade. Nesse mesmo ano, ampliou sua atuação acadêmica com a criação da primeira turma da pós-graduação lato sensu em Gestão e Qualidade em Tecnologia da Informação e Comunicação, marcando a expansão da unidade para a formação continuada em nível de especialização.</w:t>
+          <w:b w:val="false"/>
+          <w:i w:val="false"/>
+          <w:caps w:val="false"/>
+          <w:smallCaps w:val="false"/>
+          <w:strike w:val="false"/>
+          <w:dstrike w:val="false"/>
+          <w:color w:val="000000"/>
+          <w:sz w:val="24"/>
+          <w:szCs w:val="24"/>
+          <w:u w:val="none"/>
+          <w:effect w:val="none"/>
+          <w:shd w:fill="auto" w:val="clear"/>
+        </w:rPr>
+        <w:t>Em abril de 2016, a instituição celebrou a conclusão da formação de suas primeiras turmas dos cursos técnicos subsequentes em Informática para Internet e em Qualidade. Nesse mesmo ano, ampliou sua atuação acadêmica com a criação da primeira turma da pós-graduação lato sensu em Gestão e Qualidade em Tecnologia da Informação e Comunicação, marcando a expansão da unidade para a formação continuada em nível de especialização. </w:t>
       </w:r>
     </w:p>
     <w:p>
       <w:pPr>
-        <w:pStyle w:val="Normal"/>
+        <w:pStyle w:val="BodyText"/>
         <w:bidi w:val="0"/>
-        <w:spacing w:lineRule="auto" w:line="360"/>
-        <w:ind w:firstLine="709"/>
+        <w:spacing w:lineRule="auto" w:line="360" w:before="0" w:after="0"/>
+        <w:ind w:firstLine="720" w:left="0" w:right="0"/>
         <w:jc w:val="both"/>
         <w:rPr>
           <w:rFonts w:ascii="Times New Roman" w:hAnsi="Times New Roman"/>
+          <w:sz w:val="24"/>
+          <w:szCs w:val="24"/>
         </w:rPr>
       </w:pPr>
       <w:r>
         <w:rPr>
           <w:rFonts w:ascii="Times New Roman" w:hAnsi="Times New Roman"/>
-        </w:rPr>
-        <w:t>Inicialmente, as atividades do campus funcionaram em espaços provisórios — no Colégio Atual, no bairro de Piedade, e no antigo prédio do SESI Jaboatão. Atualmente, o Campus Jaboatão dos Guararapes encontra-se instalado em sua sede definitiva, localizada na Estrada de Bulhões, s/n, no bairro de Bulhões, nas proximidades do centro do município.</w:t>
-      </w:r>
-    </w:p>
-    <w:p>
-      <w:pPr>
-        <w:pStyle w:val="Normal"/>
-        <w:bidi w:val="0"/>
-        <w:spacing w:lineRule="auto" w:line="360"/>
-        <w:ind w:firstLine="709"/>
-        <w:jc w:val="both"/>
-        <w:rPr>
-          <w:rFonts w:ascii="Times New Roman" w:hAnsi="Times New Roman"/>
-        </w:rPr>
-      </w:pPr>
-      <w:r>
-        <w:rPr>
-          <w:rFonts w:ascii="Times New Roman" w:hAnsi="Times New Roman"/>
-        </w:rPr>
-        <w:t>A trajetória do campus evidencia o compromisso do IFPE com a interiorização e a consolidação da educação profissional, científica e tecnológica de qualidade, fortalecendo o desenvolvimento regional e ampliando as oportunidades de formação acadêmica.</w:t>
+          <w:b w:val="false"/>
+          <w:i w:val="false"/>
+          <w:caps w:val="false"/>
+          <w:smallCaps w:val="false"/>
+          <w:strike w:val="false"/>
+          <w:dstrike w:val="false"/>
+          <w:color w:val="000000"/>
+          <w:sz w:val="24"/>
+          <w:szCs w:val="24"/>
+          <w:u w:val="none"/>
+          <w:effect w:val="none"/>
+          <w:shd w:fill="auto" w:val="clear"/>
+        </w:rPr>
+        <w:t>Inicialmente, as atividades do campus funcionam em espaços provisórios, no Colégio Atual, no bairro de Piedade, e no antigo prédio do SESI Jaboatão. Atualmente, o Campus Jaboatão dos Guararapes encontra-se em sua sede definitiva, localizada na Estrada de Bulhões, s/n, no bairro de Bulhões, nas proximidades do centro do município. Sua trajetória evidencia o compromisso do IFPE com a interiorização e consolidação da educação profissional, científica e tecnológica de qualidade, fortalecendo o desenvolvimento regional e ampliando as oportunidades de formação acadêmica.</w:t>
       </w:r>
     </w:p>
     <w:sectPr>
